--- a/uploads/Proposta/PropostaOPERACIONAL_FEICON_.docx
+++ b/uploads/Proposta/PropostaOPERACIONAL_FEICON_.docx
@@ -389,7 +389,7 @@
                 <w:szCs w:val="24"/>
                 <w:u w:val="single"/>
               </w:rPr>
-              <w:t xml:space="preserve">30/03/2026 ATÉ: 30/03/2026</w:t>
+              <w:t xml:space="preserve">27/03/2026 ATÉ: 27/03/2026</w:t>
             </w:r>
           </w:p>
         </w:tc>
@@ -445,7 +445,7 @@
                 <w:szCs w:val="24"/>
                 <w:u w:val="single"/>
               </w:rPr>
-              <w:t xml:space="preserve">31/03/2026 ATÉ: 06/04/2026</w:t>
+              <w:t xml:space="preserve">28/03/2026 ATÉ: 06/04/2026</w:t>
             </w:r>
           </w:p>
         </w:tc>
@@ -1431,7 +1431,7 @@
           <w:sz w:val="24"/>
           <w:szCs w:val="24"/>
         </w:rPr>
-        <w:t xml:space="preserve">R$ 29.554,10</w:t>
+        <w:t xml:space="preserve">R$ 93.210,91</w:t>
       </w:r>
       <w:r>
         <w:rPr>
@@ -1610,7 +1610,7 @@
           <w:i/>
           <w:iCs/>
         </w:rPr>
-        <w:t xml:space="preserve">04/03/2026</w:t>
+        <w:t xml:space="preserve">27/03/2026</w:t>
       </w:r>
     </w:p>
     <w:p>
